--- a/dist/submission_v2/P8_PacificSIDS_WorldDev_EN.docx
+++ b/dist/submission_v2/P8_PacificSIDS_WorldDev_EN.docx
@@ -39,6 +39,42 @@
       </w:r>
       <w:r>
         <w:t xml:space="preserve">: internationalization–performance relationship; small island developing states; forced internationalization; institutional voids; Pacific economies; labor productivity</w:t>
+      </w:r>
+    </w:p>
+    <w:p>
+      <w:pPr>
+        <w:pStyle w:val="BodyText"/>
+      </w:pPr>
+      <w:r>
+        <w:rPr>
+          <w:bCs/>
+          <w:b/>
+        </w:rPr>
+        <w:t xml:space="preserve">JEL Classification:</w:t>
+      </w:r>
+      <w:r>
+        <w:t xml:space="preserve"> </w:t>
+      </w:r>
+      <w:r>
+        <w:t xml:space="preserve">F23; O19; L25; D22; O53.</w:t>
+      </w:r>
+    </w:p>
+    <w:p>
+      <w:pPr>
+        <w:pStyle w:val="BodyText"/>
+      </w:pPr>
+      <w:r>
+        <w:rPr>
+          <w:bCs/>
+          <w:b/>
+        </w:rPr>
+        <w:t xml:space="preserve">Paper type:</w:t>
+      </w:r>
+      <w:r>
+        <w:t xml:space="preserve"> </w:t>
+      </w:r>
+      <w:r>
+        <w:t xml:space="preserve">Research paper.</w:t>
       </w:r>
     </w:p>
     <w:p>

--- a/dist/submission_v2/P8_PacificSIDS_WorldDev_EN.docx
+++ b/dist/submission_v2/P8_PacificSIDS_WorldDev_EN.docx
@@ -111,7 +111,59 @@
         <w:t xml:space="preserve">Forced Internationalization Penalty (FIP)</w:t>
       </w:r>
       <w:r>
-        <w:t xml:space="preserve">. Unlike the downward phase-1 slope in three-stage internationalization theory, FIP is not a transient learning cost with an eventual turning point; it is a persistent structural condition arising from the compulsion to export despite systemic disadvantages. Using World Bank Enterprise Survey data from 1,469 firms across nine Pacific SIDS economies (2009–2025), we find that internationalization intensity is robustly and negatively associated with labor productivity. Specifically, β = −0.404, p = .032 in the country-and-year fixed-effects specification, and β = −1.236, p &lt; .001 without country fixed effects, with no significant quadratic curvature. Technological capability and digital adoption, both significant moderators in mainland Asian contexts, are null in the SIDS environment. This pattern is consistent with the FIP mechanism: when structural prerequisites are absent, firm-level capabilities cannot redirect the I-P relationship toward positive territory. The findings reframe the inverted-U paradigm as conditional rather than universal, identify boundary conditions for institutional moderation theory, and carry direct implications for the Antigua and Barbuda Agenda for SIDS.</w:t>
+        <w:t xml:space="preserve">. Unlike the downward phase-1 slope in three-stage internationalization theory, FIP is not a transient learning cost with an eventual turning point; it is a persistent structural condition arising from the compulsion to export despite systemic disadvantages. Using World Bank Enterprise Survey data from 1,469 firms across nine Pacific SIDS economies (2009–2025), we find that internationalization intensity is robustly and negatively associated with labor productivity. Specifically,</w:t>
+      </w:r>
+      <w:r>
+        <w:t xml:space="preserve"> </w:t>
+      </w:r>
+      <m:oMath>
+        <m:r>
+          <m:t>β</m:t>
+        </m:r>
+        <m:r>
+          <m:rPr>
+            <m:sty m:val="p"/>
+          </m:rPr>
+          <m:t>=</m:t>
+        </m:r>
+        <m:r>
+          <m:rPr>
+            <m:sty m:val="p"/>
+          </m:rPr>
+          <m:t>−</m:t>
+        </m:r>
+        <m:r>
+          <m:t>0.404</m:t>
+        </m:r>
+      </m:oMath>
+      <w:r>
+        <w:t xml:space="preserve">, p = .032 in the country-and-year fixed-effects specification, and</w:t>
+      </w:r>
+      <w:r>
+        <w:t xml:space="preserve"> </w:t>
+      </w:r>
+      <m:oMath>
+        <m:r>
+          <m:t>β</m:t>
+        </m:r>
+        <m:r>
+          <m:rPr>
+            <m:sty m:val="p"/>
+          </m:rPr>
+          <m:t>=</m:t>
+        </m:r>
+        <m:r>
+          <m:rPr>
+            <m:sty m:val="p"/>
+          </m:rPr>
+          <m:t>−</m:t>
+        </m:r>
+        <m:r>
+          <m:t>1.236</m:t>
+        </m:r>
+      </m:oMath>
+      <w:r>
+        <w:t xml:space="preserve">, p &lt; .001 without country fixed effects, with no significant quadratic curvature. Technological capability and digital adoption, both significant moderators in mainland Asian contexts, are null in the SIDS environment. This pattern is consistent with the FIP mechanism: when structural prerequisites are absent, firm-level capabilities cannot redirect the I-P relationship toward positive territory. The findings reframe the inverted-U paradigm as conditional rather than universal, identify boundary conditions for institutional moderation theory, and carry direct implications for the Antigua and Barbuda Agenda for SIDS.</w:t>
       </w:r>
     </w:p>
     <w:p>
@@ -1642,7 +1694,30 @@
         <w:pStyle w:val="BodyText"/>
       </w:pPr>
       <w:r>
-        <w:t xml:space="preserve">Control variable results in M1 are consistent with established evidence. Firm age is positively associated with productivity (β = +0.009, p = .052). Foreign ownership shows a marginally negative association (β = −0.006, p = .056), perhaps reflecting thin foreign investment efficiency in SIDS contexts; firm size is positive but non-significant (β = +0.082, p = .242).</w:t>
+        <w:t xml:space="preserve">Control variable results in M1 are consistent with established evidence. Firm age is positively associated with productivity (β = +0.009, p = .052). Foreign ownership shows a marginally negative association (</w:t>
+      </w:r>
+      <m:oMath>
+        <m:r>
+          <m:t>β</m:t>
+        </m:r>
+        <m:r>
+          <m:rPr>
+            <m:sty m:val="p"/>
+          </m:rPr>
+          <m:t>=</m:t>
+        </m:r>
+        <m:r>
+          <m:rPr>
+            <m:sty m:val="p"/>
+          </m:rPr>
+          <m:t>−</m:t>
+        </m:r>
+        <m:r>
+          <m:t>0.006</m:t>
+        </m:r>
+      </m:oMath>
+      <w:r>
+        <w:t xml:space="preserve">, p = .056), perhaps reflecting thin foreign investment efficiency in SIDS contexts; firm size is positive but non-significant (β = +0.082, p = .242).</w:t>
       </w:r>
     </w:p>
     <w:bookmarkEnd w:id="32"/>
@@ -2146,7 +2221,30 @@
         <w:pStyle w:val="BodyText"/>
       </w:pPr>
       <w:r>
-        <w:t xml:space="preserve">The FIP coefficient (FSTS_c) remains negative but loses significance in M3 (β = −0.974, p = .252), likely reflecting the substantially reduced sample (N = 526 for M3, versus N = 1,469 for M1, due to missing capability variables). The direction of the FSTS_c coefficient remains negative and numerically larger in M3, consistent with FIP; the significance loss is attributable to power reduction from the subsample restriction.</w:t>
+        <w:t xml:space="preserve">The FIP coefficient (FSTS_c) remains negative but loses significance in M3 (</w:t>
+      </w:r>
+      <m:oMath>
+        <m:r>
+          <m:t>β</m:t>
+        </m:r>
+        <m:r>
+          <m:rPr>
+            <m:sty m:val="p"/>
+          </m:rPr>
+          <m:t>=</m:t>
+        </m:r>
+        <m:r>
+          <m:rPr>
+            <m:sty m:val="p"/>
+          </m:rPr>
+          <m:t>−</m:t>
+        </m:r>
+        <m:r>
+          <m:t>0.974</m:t>
+        </m:r>
+      </m:oMath>
+      <w:r>
+        <w:t xml:space="preserve">, p = .252), likely reflecting the substantially reduced sample (N = 526 for M3, versus N = 1,469 for M1, due to missing capability variables). The direction of the FSTS_c coefficient remains negative and numerically larger in M3, consistent with FIP; the significance loss is attributable to power reduction from the subsample restriction.</w:t>
       </w:r>
     </w:p>
     <w:p>
@@ -2172,7 +2270,111 @@
         <w:pStyle w:val="FirstParagraph"/>
       </w:pPr>
       <w:r>
-        <w:t xml:space="preserve">Table 2 summarizes the full coefficient matrix. The FIP pattern is confirmed across four points. (i) a statistically significant negative linear FSTS–performance relationship (M1: β = −0.404, p = .032). (ii) no significant quadratic curvature or turning point (M2: both FSTS_c and FSTS_c² non-significant); (iii) robustly negative across four specifications (M_yearFE: β = −1.236, p &lt; .001; M_bivariate: β = −1.596, p &lt; .001; exporters-only: β = −0.901, p = .027); and (iv) null capability moderation (M3: TCI_z p = .495; DAI_z p = .402).</w:t>
+        <w:t xml:space="preserve">Table 2 summarizes the full coefficient matrix. The FIP pattern is confirmed across four points. (i) a statistically significant negative linear FSTS–performance relationship (M1:</w:t>
+      </w:r>
+      <w:r>
+        <w:t xml:space="preserve"> </w:t>
+      </w:r>
+      <m:oMath>
+        <m:r>
+          <m:t>β</m:t>
+        </m:r>
+        <m:r>
+          <m:rPr>
+            <m:sty m:val="p"/>
+          </m:rPr>
+          <m:t>=</m:t>
+        </m:r>
+        <m:r>
+          <m:rPr>
+            <m:sty m:val="p"/>
+          </m:rPr>
+          <m:t>−</m:t>
+        </m:r>
+        <m:r>
+          <m:t>0.404</m:t>
+        </m:r>
+      </m:oMath>
+      <w:r>
+        <w:t xml:space="preserve">, p = .032). (ii) no significant quadratic curvature or turning point (M2: both FSTS_c and FSTS_c² non-significant); (iii) robustly negative across four specifications (M_yearFE:</w:t>
+      </w:r>
+      <w:r>
+        <w:t xml:space="preserve"> </w:t>
+      </w:r>
+      <m:oMath>
+        <m:r>
+          <m:t>β</m:t>
+        </m:r>
+        <m:r>
+          <m:rPr>
+            <m:sty m:val="p"/>
+          </m:rPr>
+          <m:t>=</m:t>
+        </m:r>
+        <m:r>
+          <m:rPr>
+            <m:sty m:val="p"/>
+          </m:rPr>
+          <m:t>−</m:t>
+        </m:r>
+        <m:r>
+          <m:t>1.236</m:t>
+        </m:r>
+      </m:oMath>
+      <w:r>
+        <w:t xml:space="preserve">, p &lt; .001; M_bivariate:</w:t>
+      </w:r>
+      <w:r>
+        <w:t xml:space="preserve"> </w:t>
+      </w:r>
+      <m:oMath>
+        <m:r>
+          <m:t>β</m:t>
+        </m:r>
+        <m:r>
+          <m:rPr>
+            <m:sty m:val="p"/>
+          </m:rPr>
+          <m:t>=</m:t>
+        </m:r>
+        <m:r>
+          <m:rPr>
+            <m:sty m:val="p"/>
+          </m:rPr>
+          <m:t>−</m:t>
+        </m:r>
+        <m:r>
+          <m:t>1.596</m:t>
+        </m:r>
+      </m:oMath>
+      <w:r>
+        <w:t xml:space="preserve">, p &lt; .001; exporters-only:</w:t>
+      </w:r>
+      <w:r>
+        <w:t xml:space="preserve"> </w:t>
+      </w:r>
+      <m:oMath>
+        <m:r>
+          <m:t>β</m:t>
+        </m:r>
+        <m:r>
+          <m:rPr>
+            <m:sty m:val="p"/>
+          </m:rPr>
+          <m:t>=</m:t>
+        </m:r>
+        <m:r>
+          <m:rPr>
+            <m:sty m:val="p"/>
+          </m:rPr>
+          <m:t>−</m:t>
+        </m:r>
+        <m:r>
+          <m:t>0.901</m:t>
+        </m:r>
+      </m:oMath>
+      <w:r>
+        <w:t xml:space="preserve">, p = .027); and (iv) null capability moderation (M3: TCI_z p = .495; DAI_z p = .402).</w:t>
       </w:r>
     </w:p>
     <w:p>
@@ -2599,7 +2801,85 @@
         <w:pStyle w:val="FirstParagraph"/>
       </w:pPr>
       <w:r>
-        <w:t xml:space="preserve">We introduced the Forced Internationalization Penalty (FIP), the monotone negative effect of internationalization intensity on firm performance when three structural prerequisites of the inverted-U relationship are simultaneously absent: a viable domestic market, manageable trade costs, and functional institutional support. Using WBES data from 1,469 firms across nine Pacific SIDS economies, we find robust support for FIP across four empirical specifications: β = −0.404, p = .032 in the primary country-and-year fixed-effects model; β = −1.236, p &lt; .001 without country fixed effects; and β = −0.901, p = .027 in the exporters-only subsample. The quadratic term is not significant, confirming the monotone negative form with no observable turning point. Technological capability and digital adoption, significant in mainland Asian contexts, are null in the SIDS environment, consistent with the FIP theoretical mechanism.</w:t>
+        <w:t xml:space="preserve">We introduced the Forced Internationalization Penalty (FIP), the monotone negative effect of internationalization intensity on firm performance when three structural prerequisites of the inverted-U relationship are simultaneously absent: a viable domestic market, manageable trade costs, and functional institutional support. Using WBES data from 1,469 firms across nine Pacific SIDS economies, we find robust support for FIP across four empirical specifications:</w:t>
+      </w:r>
+      <w:r>
+        <w:t xml:space="preserve"> </w:t>
+      </w:r>
+      <m:oMath>
+        <m:r>
+          <m:t>β</m:t>
+        </m:r>
+        <m:r>
+          <m:rPr>
+            <m:sty m:val="p"/>
+          </m:rPr>
+          <m:t>=</m:t>
+        </m:r>
+        <m:r>
+          <m:rPr>
+            <m:sty m:val="p"/>
+          </m:rPr>
+          <m:t>−</m:t>
+        </m:r>
+        <m:r>
+          <m:t>0.404</m:t>
+        </m:r>
+      </m:oMath>
+      <w:r>
+        <w:t xml:space="preserve">, p = .032 in the primary country-and-year fixed-effects model;</w:t>
+      </w:r>
+      <w:r>
+        <w:t xml:space="preserve"> </w:t>
+      </w:r>
+      <m:oMath>
+        <m:r>
+          <m:t>β</m:t>
+        </m:r>
+        <m:r>
+          <m:rPr>
+            <m:sty m:val="p"/>
+          </m:rPr>
+          <m:t>=</m:t>
+        </m:r>
+        <m:r>
+          <m:rPr>
+            <m:sty m:val="p"/>
+          </m:rPr>
+          <m:t>−</m:t>
+        </m:r>
+        <m:r>
+          <m:t>1.236</m:t>
+        </m:r>
+      </m:oMath>
+      <w:r>
+        <w:t xml:space="preserve">, p &lt; .001 without country fixed effects; and</w:t>
+      </w:r>
+      <w:r>
+        <w:t xml:space="preserve"> </w:t>
+      </w:r>
+      <m:oMath>
+        <m:r>
+          <m:t>β</m:t>
+        </m:r>
+        <m:r>
+          <m:rPr>
+            <m:sty m:val="p"/>
+          </m:rPr>
+          <m:t>=</m:t>
+        </m:r>
+        <m:r>
+          <m:rPr>
+            <m:sty m:val="p"/>
+          </m:rPr>
+          <m:t>−</m:t>
+        </m:r>
+        <m:r>
+          <m:t>0.901</m:t>
+        </m:r>
+      </m:oMath>
+      <w:r>
+        <w:t xml:space="preserve">, p = .027 in the exporters-only subsample. The quadratic term is not significant, confirming the monotone negative form with no observable turning point. Technological capability and digital adoption, significant in mainland Asian contexts, are null in the SIDS environment, consistent with the FIP theoretical mechanism.</w:t>
       </w:r>
     </w:p>
     <w:p>
@@ -5700,7 +5980,34 @@
           <w:iCs/>
           <w:i/>
         </w:rPr>
-        <w:t xml:space="preserve">Note: Penalty confirmed in all specifications. Exporters-only result (β = −0.901) addresses adverse selection concern: among active exporters, intensifying exports further worsens performance.</w:t>
+        <w:t xml:space="preserve">Note: Penalty confirmed in all specifications. Exporters-only result (</w:t>
+      </w:r>
+      <m:oMath>
+        <m:r>
+          <m:t>β</m:t>
+        </m:r>
+        <m:r>
+          <m:rPr>
+            <m:sty m:val="p"/>
+          </m:rPr>
+          <m:t>=</m:t>
+        </m:r>
+        <m:r>
+          <m:rPr>
+            <m:sty m:val="p"/>
+          </m:rPr>
+          <m:t>−</m:t>
+        </m:r>
+        <m:r>
+          <m:t>0.901</m:t>
+        </m:r>
+      </m:oMath>
+      <w:r>
+        <w:rPr>
+          <w:iCs/>
+          <w:i/>
+        </w:rPr>
+        <w:t xml:space="preserve">) addresses adverse selection concern: among active exporters, intensifying exports further worsens performance.</w:t>
       </w:r>
     </w:p>
     <w:bookmarkEnd w:id="51"/>
